--- a/t38_s2.docx
+++ b/t38_s2.docx
@@ -3,2348 +3,998 @@
 <w:document xmlns:wpc="http://schemas.microsoft.com/office/word/2010/wordprocessingCanvas" xmlns:mo="http://schemas.microsoft.com/office/mac/office/2008/main" xmlns:mc="http://schemas.openxmlformats.org/markup-compatibility/2006" xmlns:mv="urn:schemas-microsoft-com:mac:vml" xmlns:o="urn:schemas-microsoft-com:office:office" xmlns:r="http://schemas.openxmlformats.org/officeDocument/2006/relationships" xmlns:m="http://schemas.openxmlformats.org/officeDocument/2006/math" xmlns:v="urn:schemas-microsoft-com:vml" xmlns:wp14="http://schemas.microsoft.com/office/word/2010/wordprocessingDrawing" xmlns:wp="http://schemas.openxmlformats.org/drawingml/2006/wordprocessingDrawing" xmlns:w10="urn:schemas-microsoft-com:office:word" xmlns:w="http://schemas.openxmlformats.org/wordprocessingml/2006/main" xmlns:w14="http://schemas.microsoft.com/office/word/2010/wordml" xmlns:wpg="http://schemas.microsoft.com/office/word/2010/wordprocessingGroup" xmlns:wpi="http://schemas.microsoft.com/office/word/2010/wordprocessingInk" xmlns:wne="http://schemas.microsoft.com/office/word/2006/wordml" xmlns:wps="http://schemas.microsoft.com/office/word/2010/wordprocessingShape" mc:Ignorable="w14 wp14">
   <w:body>
     <w:p>
-      <w:pPr>
-        <w:spacing w:after="40" w:before="120"/>
-      </w:pPr>
       <w:r>
-        <w:rPr>
-          <w:b w:val="0"/>
-          <w:i w:val="0"/>
-          <w:sz w:val="22"/>
-        </w:rPr>
-        <w:t>Question: A child with thalassemia major receives regular blood transfusions and develops iron overload. Which medication is used to remove the excess iron?</w:t>
+        <w:t xml:space="preserve">Question: Kussmaul respirations in diabetic ketoacidosis are characterized by:</w:t>
       </w:r>
     </w:p>
     <w:p>
-      <w:pPr>
-        <w:spacing w:after="0" w:before="0"/>
-      </w:pPr>
       <w:r>
-        <w:rPr>
-          <w:b w:val="0"/>
-          <w:i w:val="0"/>
-          <w:sz w:val="22"/>
-        </w:rPr>
-        <w:t>(a) Deferoxamine</w:t>
+        <w:t xml:space="preserve">(a) Shallow slow breathing</w:t>
       </w:r>
     </w:p>
     <w:p>
-      <w:pPr>
-        <w:spacing w:after="0" w:before="0"/>
-      </w:pPr>
       <w:r>
-        <w:rPr>
-          <w:b w:val="0"/>
-          <w:i w:val="0"/>
-          <w:sz w:val="22"/>
-        </w:rPr>
-        <w:t>(b) Erythropoietin</w:t>
+        <w:t xml:space="preserve">(b) Deep rapid breathing</w:t>
       </w:r>
     </w:p>
     <w:p>
-      <w:pPr>
-        <w:spacing w:after="0" w:before="0"/>
-      </w:pPr>
       <w:r>
-        <w:rPr>
-          <w:b w:val="0"/>
-          <w:i w:val="0"/>
-          <w:sz w:val="22"/>
-        </w:rPr>
-        <w:t>(c) Folic acid</w:t>
+        <w:t xml:space="preserve">(c) Irregular Cheyne-Stokes pattern</w:t>
       </w:r>
     </w:p>
     <w:p>
-      <w:pPr>
-        <w:spacing w:after="0" w:before="0"/>
-      </w:pPr>
       <w:r>
-        <w:rPr>
-          <w:b w:val="0"/>
-          <w:i w:val="0"/>
-          <w:sz w:val="22"/>
-        </w:rPr>
-        <w:t>(d) Vitamin K</w:t>
+        <w:t xml:space="preserve">(d) Apnea</w:t>
       </w:r>
     </w:p>
     <w:p>
-      <w:pPr>
-        <w:spacing w:after="0" w:before="40"/>
-      </w:pPr>
       <w:r>
-        <w:rPr>
-          <w:b/>
-          <w:i w:val="0"/>
-          <w:sz w:val="22"/>
-        </w:rPr>
-        <w:t>Answer: a</w:t>
+        <w:t xml:space="preserve">Answer: b</w:t>
       </w:r>
     </w:p>
     <w:p>
-      <w:pPr>
-        <w:spacing w:after="0" w:before="0"/>
-      </w:pPr>
       <w:r>
-        <w:rPr>
-          <w:b w:val="0"/>
-          <w:i w:val="0"/>
-          <w:sz w:val="21"/>
-        </w:rPr>
-        <w:t>Solution: Deferoxamine is a chelating agent that binds iron and promotes its excretion, used to treat transfusion-related iron overload. Erythropoietin (b) stimulates red cell production, folic acid (c) supports erythropoiesis, and vitamin K (d) aids clotting—none remove iron.</w:t>
+        <w:t xml:space="preserve">Solution: Kussmaul breathing — deep, rapid, sighing respirations — blows off CO2 to compensate for metabolic acidosis in DKA.</w:t>
       </w:r>
     </w:p>
     <w:p>
-      <w:pPr>
-        <w:spacing w:after="0" w:before="0"/>
-      </w:pPr>
       <w:r>
-        <w:rPr>
-          <w:b w:val="0"/>
-          <w:i w:val="0"/>
-          <w:sz w:val="20"/>
-        </w:rPr>
-        <w:t>Positive Marks: 1</w:t>
+        <w:t xml:space="preserve">Positive Marks: 1</w:t>
       </w:r>
     </w:p>
     <w:p>
-      <w:pPr>
-        <w:spacing w:after="160" w:before="0"/>
-      </w:pPr>
       <w:r>
-        <w:rPr>
-          <w:b w:val="0"/>
-          <w:i w:val="0"/>
-          <w:sz w:val="20"/>
-        </w:rPr>
-        <w:t>Negative Marks: 0.25</w:t>
+        <w:t xml:space="preserve">Negative Marks: 0.25</w:t>
       </w:r>
     </w:p>
     <w:p>
-      <w:pPr>
-        <w:spacing w:after="40" w:before="120"/>
-      </w:pPr>
       <w:r>
-        <w:rPr>
-          <w:b w:val="0"/>
-          <w:i w:val="0"/>
-          <w:sz w:val="22"/>
-        </w:rPr>
-        <w:t>Question: Which cell is characteristic of Hodgkin's lymphoma?</w:t>
+        <w:t xml:space="preserve"/>
       </w:r>
     </w:p>
     <w:p>
-      <w:pPr>
-        <w:spacing w:after="0" w:before="0"/>
-      </w:pPr>
       <w:r>
-        <w:rPr>
-          <w:b w:val="0"/>
-          <w:i w:val="0"/>
-          <w:sz w:val="22"/>
-        </w:rPr>
-        <w:t>(a) Reed-Sternberg cell</w:t>
+        <w:t xml:space="preserve">Question: A fracture bedpan is preferred for a client who:</w:t>
       </w:r>
     </w:p>
     <w:p>
-      <w:pPr>
-        <w:spacing w:after="0" w:before="0"/>
-      </w:pPr>
       <w:r>
-        <w:rPr>
-          <w:b w:val="0"/>
-          <w:i w:val="0"/>
-          <w:sz w:val="22"/>
-        </w:rPr>
-        <w:t>(b) Sezary cell</w:t>
+        <w:t xml:space="preserve">(a) Needs a high enema</w:t>
       </w:r>
     </w:p>
     <w:p>
-      <w:pPr>
-        <w:spacing w:after="0" w:before="0"/>
-      </w:pPr>
       <w:r>
-        <w:rPr>
-          <w:b w:val="0"/>
-          <w:i w:val="0"/>
-          <w:sz w:val="22"/>
-        </w:rPr>
-        <w:t>(c) Ring sideroblast</w:t>
+        <w:t xml:space="preserve">(b) Is in the prone position</w:t>
       </w:r>
     </w:p>
     <w:p>
-      <w:pPr>
-        <w:spacing w:after="0" w:before="0"/>
-      </w:pPr>
       <w:r>
-        <w:rPr>
-          <w:b w:val="0"/>
-          <w:i w:val="0"/>
-          <w:sz w:val="22"/>
-        </w:rPr>
-        <w:t>(d) Auer rod</w:t>
+        <w:t xml:space="preserve">(c) Cannot raise the hips to sit on a standard bedpan</w:t>
       </w:r>
     </w:p>
     <w:p>
-      <w:pPr>
-        <w:spacing w:after="0" w:before="40"/>
-      </w:pPr>
       <w:r>
-        <w:rPr>
-          <w:b/>
-          <w:i w:val="0"/>
-          <w:sz w:val="22"/>
-        </w:rPr>
-        <w:t>Answer: a</w:t>
+        <w:t xml:space="preserve">(d) Is fully ambulatory</w:t>
       </w:r>
     </w:p>
     <w:p>
-      <w:pPr>
-        <w:spacing w:after="0" w:before="0"/>
-      </w:pPr>
       <w:r>
-        <w:rPr>
-          <w:b w:val="0"/>
-          <w:i w:val="0"/>
-          <w:sz w:val="21"/>
-        </w:rPr>
-        <w:t>Solution: The Reed-Sternberg cell—a large binucleate cell with an owl-eye appearance—is the hallmark of Hodgkin's lymphoma. Sezary cells (b) are seen in cutaneous T-cell lymphoma, ring sideroblasts (c) in sideroblastic anemia, and Auer rods (d) in acute myeloid leukaemia.</w:t>
+        <w:t xml:space="preserve">Answer: c</w:t>
       </w:r>
     </w:p>
     <w:p>
-      <w:pPr>
-        <w:spacing w:after="0" w:before="0"/>
-      </w:pPr>
       <w:r>
-        <w:rPr>
-          <w:b w:val="0"/>
-          <w:i w:val="0"/>
-          <w:sz w:val="20"/>
-        </w:rPr>
-        <w:t>Positive Marks: 1</w:t>
+        <w:t xml:space="preserve">Solution: The shallow, wedge-shaped fracture bedpan slides under the client with less hip lifting, suiting clients with limited mobility or back pain.</w:t>
       </w:r>
     </w:p>
     <w:p>
-      <w:pPr>
-        <w:spacing w:after="160" w:before="0"/>
-      </w:pPr>
       <w:r>
-        <w:rPr>
-          <w:b w:val="0"/>
-          <w:i w:val="0"/>
-          <w:sz w:val="20"/>
-        </w:rPr>
-        <w:t>Negative Marks: 0.25</w:t>
+        <w:t xml:space="preserve">Positive Marks: 1</w:t>
       </w:r>
     </w:p>
     <w:p>
-      <w:pPr>
-        <w:spacing w:after="40" w:before="120"/>
-      </w:pPr>
       <w:r>
-        <w:rPr>
-          <w:b w:val="0"/>
-          <w:i w:val="0"/>
-          <w:sz w:val="22"/>
-        </w:rPr>
-        <w:t>Question: A client has an enlarged thyroid gland and the nurse suspects iodine deficiency. Which food should the client be encouraged to include in the diet?</w:t>
+        <w:t xml:space="preserve">Negative Marks: 0.25</w:t>
       </w:r>
     </w:p>
     <w:p>
-      <w:pPr>
-        <w:spacing w:after="0" w:before="0"/>
-      </w:pPr>
       <w:r>
-        <w:rPr>
-          <w:b w:val="0"/>
-          <w:i w:val="0"/>
-          <w:sz w:val="22"/>
-        </w:rPr>
-        <w:t>(a) Iodized salt</w:t>
+        <w:t xml:space="preserve"/>
       </w:r>
     </w:p>
     <w:p>
-      <w:pPr>
-        <w:spacing w:after="0" w:before="0"/>
-      </w:pPr>
       <w:r>
-        <w:rPr>
-          <w:b w:val="0"/>
-          <w:i w:val="0"/>
-          <w:sz w:val="22"/>
-        </w:rPr>
-        <w:t>(b) Unsalted butter</w:t>
+        <w:t xml:space="preserve">Question: When a woman's membranes rupture spontaneously in labor, the nurse first:</w:t>
       </w:r>
     </w:p>
     <w:p>
-      <w:pPr>
-        <w:spacing w:after="0" w:before="0"/>
-      </w:pPr>
       <w:r>
-        <w:rPr>
-          <w:b w:val="0"/>
-          <w:i w:val="0"/>
-          <w:sz w:val="22"/>
-        </w:rPr>
-        <w:t>(c) Refined sugar</w:t>
+        <w:t xml:space="preserve">(a) Notes the time, color, and amount of fluid and checks the fetal heart rate</w:t>
       </w:r>
     </w:p>
     <w:p>
-      <w:pPr>
-        <w:spacing w:after="0" w:before="0"/>
-      </w:pPr>
       <w:r>
-        <w:rPr>
-          <w:b w:val="0"/>
-          <w:i w:val="0"/>
-          <w:sz w:val="22"/>
-        </w:rPr>
-        <w:t>(d) Distilled water</w:t>
+        <w:t xml:space="preserve">(b) Sends her home</w:t>
       </w:r>
     </w:p>
     <w:p>
-      <w:pPr>
-        <w:spacing w:after="0" w:before="40"/>
-      </w:pPr>
       <w:r>
-        <w:rPr>
-          <w:b/>
-          <w:i w:val="0"/>
-          <w:sz w:val="22"/>
-        </w:rPr>
-        <w:t>Answer: a</w:t>
+        <w:t xml:space="preserve">(c) Gives her a bath</w:t>
       </w:r>
     </w:p>
     <w:p>
-      <w:pPr>
-        <w:spacing w:after="0" w:before="0"/>
-      </w:pPr>
       <w:r>
-        <w:rPr>
-          <w:b w:val="0"/>
-          <w:i w:val="0"/>
-          <w:sz w:val="21"/>
-        </w:rPr>
-        <w:t>Solution: Simple (endemic) goitre results from iodine deficiency; iodized salt is the main dietary source of iodine and helps prevent further thyroid enlargement. The other options provide no iodine.</w:t>
+        <w:t xml:space="preserve">(d) Restricts all fluids</w:t>
       </w:r>
     </w:p>
     <w:p>
-      <w:pPr>
-        <w:spacing w:after="0" w:before="0"/>
-      </w:pPr>
       <w:r>
-        <w:rPr>
-          <w:b w:val="0"/>
-          <w:i w:val="0"/>
-          <w:sz w:val="20"/>
-        </w:rPr>
-        <w:t>Positive Marks: 1</w:t>
+        <w:t xml:space="preserve">Answer: a</w:t>
       </w:r>
     </w:p>
     <w:p>
-      <w:pPr>
-        <w:spacing w:after="160" w:before="0"/>
-      </w:pPr>
       <w:r>
-        <w:rPr>
-          <w:b w:val="0"/>
-          <w:i w:val="0"/>
-          <w:sz w:val="20"/>
-        </w:rPr>
-        <w:t>Negative Marks: 0.25</w:t>
+        <w:t xml:space="preserve">Solution: The nurse documents the fluid and assesses the FHR, because cord prolapse or meconium-stained fluid may follow membrane rupture.</w:t>
       </w:r>
     </w:p>
     <w:p>
-      <w:pPr>
-        <w:spacing w:after="40" w:before="120"/>
-      </w:pPr>
       <w:r>
-        <w:rPr>
-          <w:b w:val="0"/>
-          <w:i w:val="0"/>
-          <w:sz w:val="22"/>
-        </w:rPr>
-        <w:t>Question: A 14-year-old with scoliosis is fitted with a Milwaukee brace. Which instruction is correct?</w:t>
+        <w:t xml:space="preserve">Positive Marks: 1</w:t>
       </w:r>
     </w:p>
     <w:p>
-      <w:pPr>
-        <w:spacing w:after="0" w:before="0"/>
-      </w:pPr>
       <w:r>
-        <w:rPr>
-          <w:b w:val="0"/>
-          <w:i w:val="0"/>
-          <w:sz w:val="22"/>
-        </w:rPr>
-        <w:t>(a) Wear the brace 23 hours a day over a thin cotton shirt</w:t>
+        <w:t xml:space="preserve">Negative Marks: 0.25</w:t>
       </w:r>
     </w:p>
     <w:p>
-      <w:pPr>
-        <w:spacing w:after="0" w:before="0"/>
-      </w:pPr>
       <w:r>
-        <w:rPr>
-          <w:b w:val="0"/>
-          <w:i w:val="0"/>
-          <w:sz w:val="22"/>
-        </w:rPr>
-        <w:t>(b) Wear the brace only during school hours</w:t>
+        <w:t xml:space="preserve"/>
       </w:r>
     </w:p>
     <w:p>
-      <w:pPr>
-        <w:spacing w:after="0" w:before="0"/>
-      </w:pPr>
       <w:r>
-        <w:rPr>
-          <w:b w:val="0"/>
-          <w:i w:val="0"/>
-          <w:sz w:val="22"/>
-        </w:rPr>
-        <w:t>(c) Remove the brace for all physical activity</w:t>
+        <w:t xml:space="preserve">Question: The DPT vaccine protects against:</w:t>
       </w:r>
     </w:p>
     <w:p>
-      <w:pPr>
-        <w:spacing w:after="0" w:before="0"/>
-      </w:pPr>
       <w:r>
-        <w:rPr>
-          <w:b w:val="0"/>
-          <w:i w:val="0"/>
-          <w:sz w:val="22"/>
-        </w:rPr>
-        <w:t>(d) Tighten the brace as much as possible at night</w:t>
+        <w:t xml:space="preserve">(a) Dengue, polio, and tetanus</w:t>
       </w:r>
     </w:p>
     <w:p>
-      <w:pPr>
-        <w:spacing w:after="0" w:before="40"/>
-      </w:pPr>
       <w:r>
-        <w:rPr>
-          <w:b/>
-          <w:i w:val="0"/>
-          <w:sz w:val="22"/>
-        </w:rPr>
-        <w:t>Answer: a</w:t>
+        <w:t xml:space="preserve">(b) Diphtheria, pertussis, and tetanus</w:t>
       </w:r>
     </w:p>
     <w:p>
-      <w:pPr>
-        <w:spacing w:after="0" w:before="0"/>
-      </w:pPr>
       <w:r>
-        <w:rPr>
-          <w:b w:val="0"/>
-          <w:i w:val="0"/>
-          <w:sz w:val="21"/>
-        </w:rPr>
-        <w:t>Solution: A Milwaukee brace is worn about 23 hours daily over a thin cotton undershirt to protect the skin. Wearing it only during school (b) or removing it for activity (c) reduces its corrective effect, and over-tightening (d) causes skin breakdown.</w:t>
+        <w:t xml:space="preserve">(c) Diarrhea, pneumonia, and typhoid</w:t>
       </w:r>
     </w:p>
     <w:p>
-      <w:pPr>
-        <w:spacing w:after="0" w:before="0"/>
-      </w:pPr>
       <w:r>
-        <w:rPr>
-          <w:b w:val="0"/>
-          <w:i w:val="0"/>
-          <w:sz w:val="20"/>
-        </w:rPr>
-        <w:t>Positive Marks: 1</w:t>
+        <w:t xml:space="preserve">(d) Diphtheria, polio, and typhoid</w:t>
       </w:r>
     </w:p>
     <w:p>
-      <w:pPr>
-        <w:spacing w:after="160" w:before="0"/>
-      </w:pPr>
       <w:r>
-        <w:rPr>
-          <w:b w:val="0"/>
-          <w:i w:val="0"/>
-          <w:sz w:val="20"/>
-        </w:rPr>
-        <w:t>Negative Marks: 0.25</w:t>
+        <w:t xml:space="preserve">Answer: b</w:t>
       </w:r>
     </w:p>
     <w:p>
-      <w:pPr>
-        <w:spacing w:after="40" w:before="120"/>
-      </w:pPr>
       <w:r>
-        <w:rPr>
-          <w:b w:val="0"/>
-          <w:i w:val="0"/>
-          <w:sz w:val="22"/>
-        </w:rPr>
-        <w:t>Question: Which is the correct technique for turning a client after lumbar spinal fusion surgery?</w:t>
+        <w:t xml:space="preserve">Solution: DPT combines diphtheria, pertussis (whooping cough), and tetanus toxoids/antigens.</w:t>
       </w:r>
     </w:p>
     <w:p>
-      <w:pPr>
-        <w:spacing w:after="0" w:before="0"/>
-      </w:pPr>
       <w:r>
-        <w:rPr>
-          <w:b w:val="0"/>
-          <w:i w:val="0"/>
-          <w:sz w:val="22"/>
-        </w:rPr>
-        <w:t>(a) Log roll the client as a single unit</w:t>
+        <w:t xml:space="preserve">Positive Marks: 1</w:t>
       </w:r>
     </w:p>
     <w:p>
-      <w:pPr>
-        <w:spacing w:after="0" w:before="0"/>
-      </w:pPr>
       <w:r>
-        <w:rPr>
-          <w:b w:val="0"/>
-          <w:i w:val="0"/>
-          <w:sz w:val="22"/>
-        </w:rPr>
-        <w:t>(b) Let the client turn independently using a trapeze</w:t>
+        <w:t xml:space="preserve">Negative Marks: 0.25</w:t>
       </w:r>
     </w:p>
     <w:p>
-      <w:pPr>
-        <w:spacing w:after="0" w:before="0"/>
-      </w:pPr>
       <w:r>
-        <w:rPr>
-          <w:b w:val="0"/>
-          <w:i w:val="0"/>
-          <w:sz w:val="22"/>
-        </w:rPr>
-        <w:t>(c) Turn by pulling on the client's shoulders</w:t>
+        <w:t xml:space="preserve"/>
       </w:r>
     </w:p>
     <w:p>
-      <w:pPr>
-        <w:spacing w:after="0" w:before="0"/>
-      </w:pPr>
       <w:r>
-        <w:rPr>
-          <w:b w:val="0"/>
-          <w:i w:val="0"/>
-          <w:sz w:val="22"/>
-        </w:rPr>
-        <w:t>(d) Turn the client with only a pillow between the knees</w:t>
+        <w:t xml:space="preserve">Question: Which is a positive symptom of schizophrenia?</w:t>
       </w:r>
     </w:p>
     <w:p>
-      <w:pPr>
-        <w:spacing w:after="0" w:before="40"/>
-      </w:pPr>
       <w:r>
-        <w:rPr>
-          <w:b/>
-          <w:i w:val="0"/>
-          <w:sz w:val="22"/>
-        </w:rPr>
-        <w:t>Answer: a</w:t>
+        <w:t xml:space="preserve">(a) Flat affect</w:t>
       </w:r>
     </w:p>
     <w:p>
-      <w:pPr>
-        <w:spacing w:after="0" w:before="0"/>
-      </w:pPr>
       <w:r>
-        <w:rPr>
-          <w:b w:val="0"/>
-          <w:i w:val="0"/>
-          <w:sz w:val="21"/>
-        </w:rPr>
-        <w:t>Solution: After spinal fusion the spine must remain aligned; log rolling keeps the head, trunk, and legs in one straight line, preventing torsion on the fusion site. Independent turning (b) or pulling on the shoulders (c) risks disrupting the graft.</w:t>
+        <w:t xml:space="preserve">(b) Avolition</w:t>
       </w:r>
     </w:p>
     <w:p>
-      <w:pPr>
-        <w:spacing w:after="0" w:before="0"/>
-      </w:pPr>
       <w:r>
-        <w:rPr>
-          <w:b w:val="0"/>
-          <w:i w:val="0"/>
-          <w:sz w:val="20"/>
-        </w:rPr>
-        <w:t>Positive Marks: 1</w:t>
+        <w:t xml:space="preserve">(c) Delusions</w:t>
       </w:r>
     </w:p>
     <w:p>
-      <w:pPr>
-        <w:spacing w:after="160" w:before="0"/>
-      </w:pPr>
       <w:r>
-        <w:rPr>
-          <w:b w:val="0"/>
-          <w:i w:val="0"/>
-          <w:sz w:val="20"/>
-        </w:rPr>
-        <w:t>Negative Marks: 0.25</w:t>
+        <w:t xml:space="preserve">(d) Alogia</w:t>
       </w:r>
     </w:p>
     <w:p>
-      <w:pPr>
-        <w:spacing w:after="40" w:before="120"/>
-      </w:pPr>
       <w:r>
-        <w:rPr>
-          <w:b w:val="0"/>
-          <w:i w:val="0"/>
-          <w:sz w:val="22"/>
-        </w:rPr>
-        <w:t>Question: A child has acute pain and swelling of the knee with fever and refusal to bear weight. Which finding confirms septic arthritis?</w:t>
+        <w:t xml:space="preserve">Answer: c</w:t>
       </w:r>
     </w:p>
     <w:p>
-      <w:pPr>
-        <w:spacing w:after="0" w:before="0"/>
-      </w:pPr>
       <w:r>
-        <w:rPr>
-          <w:b w:val="0"/>
-          <w:i w:val="0"/>
-          <w:sz w:val="22"/>
-        </w:rPr>
-        <w:t>(a) Positive culture from the joint aspirate</w:t>
+        <w:t xml:space="preserve">Solution: Delusions and hallucinations are positive symptoms (added experiences); flat affect, avolition, and alogia are negative symptoms.</w:t>
       </w:r>
     </w:p>
     <w:p>
-      <w:pPr>
-        <w:spacing w:after="0" w:before="0"/>
-      </w:pPr>
       <w:r>
-        <w:rPr>
-          <w:b w:val="0"/>
-          <w:i w:val="0"/>
-          <w:sz w:val="22"/>
-        </w:rPr>
-        <w:t>(b) A normal white blood cell count</w:t>
+        <w:t xml:space="preserve">Positive Marks: 1</w:t>
       </w:r>
     </w:p>
     <w:p>
-      <w:pPr>
-        <w:spacing w:after="0" w:before="0"/>
-      </w:pPr>
       <w:r>
-        <w:rPr>
-          <w:b w:val="0"/>
-          <w:i w:val="0"/>
-          <w:sz w:val="22"/>
-        </w:rPr>
-        <w:t>(c) A negative blood culture</w:t>
+        <w:t xml:space="preserve">Negative Marks: 0.25</w:t>
       </w:r>
     </w:p>
     <w:p>
-      <w:pPr>
-        <w:spacing w:after="0" w:before="0"/>
-      </w:pPr>
       <w:r>
-        <w:rPr>
-          <w:b w:val="0"/>
-          <w:i w:val="0"/>
-          <w:sz w:val="22"/>
-        </w:rPr>
-        <w:t>(d) Decreased joint space on X-ray</w:t>
+        <w:t xml:space="preserve"/>
       </w:r>
     </w:p>
     <w:p>
-      <w:pPr>
-        <w:spacing w:after="0" w:before="40"/>
-      </w:pPr>
       <w:r>
-        <w:rPr>
-          <w:b/>
-          <w:i w:val="0"/>
-          <w:sz w:val="22"/>
-        </w:rPr>
-        <w:t>Answer: a</w:t>
+        <w:t xml:space="preserve">Question: A functioning sanitary latrine in every household is a goal of which national program?</w:t>
       </w:r>
     </w:p>
     <w:p>
-      <w:pPr>
-        <w:spacing w:after="0" w:before="0"/>
-      </w:pPr>
       <w:r>
-        <w:rPr>
-          <w:b w:val="0"/>
-          <w:i w:val="0"/>
-          <w:sz w:val="21"/>
-        </w:rPr>
-        <w:t>Solution: Septic arthritis is confirmed by a positive culture or a markedly elevated WBC count in synovial fluid obtained by arthrocentesis. A normal WBC (b) or negative blood culture (c) does not rule out the diagnosis.</w:t>
+        <w:t xml:space="preserve">(a) Pulse Polio Campaign</w:t>
       </w:r>
     </w:p>
     <w:p>
-      <w:pPr>
-        <w:spacing w:after="0" w:before="0"/>
-      </w:pPr>
       <w:r>
-        <w:rPr>
-          <w:b w:val="0"/>
-          <w:i w:val="0"/>
-          <w:sz w:val="20"/>
-        </w:rPr>
-        <w:t>Positive Marks: 1</w:t>
+        <w:t xml:space="preserve">(b) Swachh Bharat Mission</w:t>
       </w:r>
     </w:p>
     <w:p>
-      <w:pPr>
-        <w:spacing w:after="160" w:before="0"/>
-      </w:pPr>
       <w:r>
-        <w:rPr>
-          <w:b w:val="0"/>
-          <w:i w:val="0"/>
-          <w:sz w:val="20"/>
-        </w:rPr>
-        <w:t>Negative Marks: 0.25</w:t>
+        <w:t xml:space="preserve">(c) ICDS</w:t>
       </w:r>
     </w:p>
     <w:p>
-      <w:pPr>
-        <w:spacing w:after="40" w:before="120"/>
-      </w:pPr>
       <w:r>
-        <w:rPr>
-          <w:b w:val="0"/>
-          <w:i w:val="0"/>
-          <w:sz w:val="22"/>
-        </w:rPr>
-        <w:t>Question: Heat application is contraindicated in a client with:</w:t>
+        <w:t xml:space="preserve">(d) National Deworming Day</w:t>
       </w:r>
     </w:p>
     <w:p>
-      <w:pPr>
-        <w:spacing w:after="0" w:before="0"/>
-      </w:pPr>
       <w:r>
-        <w:rPr>
-          <w:b w:val="0"/>
-          <w:i w:val="0"/>
-          <w:sz w:val="22"/>
-        </w:rPr>
-        <w:t>(a) Acute inflammation or recent bleeding</w:t>
+        <w:t xml:space="preserve">Answer: b</w:t>
       </w:r>
     </w:p>
     <w:p>
-      <w:pPr>
-        <w:spacing w:after="0" w:before="0"/>
-      </w:pPr>
       <w:r>
-        <w:rPr>
-          <w:b w:val="0"/>
-          <w:i w:val="0"/>
-          <w:sz w:val="22"/>
-        </w:rPr>
-        <w:t>(b) Chronic joint stiffness</w:t>
+        <w:t xml:space="preserve">Solution: Swachh Bharat Mission (Clean India Mission) promotes household toilets and safe sanitation to end open defecation.</w:t>
       </w:r>
     </w:p>
     <w:p>
-      <w:pPr>
-        <w:spacing w:after="0" w:before="0"/>
-      </w:pPr>
       <w:r>
-        <w:rPr>
-          <w:b w:val="0"/>
-          <w:i w:val="0"/>
-          <w:sz w:val="22"/>
-        </w:rPr>
-        <w:t>(c) Muscle spasm</w:t>
+        <w:t xml:space="preserve">Positive Marks: 1</w:t>
       </w:r>
     </w:p>
     <w:p>
-      <w:pPr>
-        <w:spacing w:after="0" w:before="0"/>
-      </w:pPr>
       <w:r>
-        <w:rPr>
-          <w:b w:val="0"/>
-          <w:i w:val="0"/>
-          <w:sz w:val="22"/>
-        </w:rPr>
-        <w:t>(d) Menstrual cramps</w:t>
+        <w:t xml:space="preserve">Negative Marks: 0.25</w:t>
       </w:r>
     </w:p>
     <w:p>
-      <w:pPr>
-        <w:spacing w:after="0" w:before="40"/>
-      </w:pPr>
       <w:r>
-        <w:rPr>
-          <w:b/>
-          <w:i w:val="0"/>
-          <w:sz w:val="22"/>
-        </w:rPr>
-        <w:t>Answer: a</w:t>
+        <w:t xml:space="preserve"/>
       </w:r>
     </w:p>
     <w:p>
-      <w:pPr>
-        <w:spacing w:after="0" w:before="0"/>
-      </w:pPr>
       <w:r>
-        <w:rPr>
-          <w:b w:val="0"/>
-          <w:i w:val="0"/>
-          <w:sz w:val="21"/>
-        </w:rPr>
-        <w:t>Solution: Heat increases blood flow and is contraindicated in acute inflammation, active bleeding, malignancy, and areas with impaired sensation, because it can worsen swelling and haemorrhage. It is beneficial for muscle spasm (c), stiffness (b), and dysmenorrhoea (d).</w:t>
+        <w:t xml:space="preserve">Question: Tetracycline should not be given to:</w:t>
       </w:r>
     </w:p>
     <w:p>
-      <w:pPr>
-        <w:spacing w:after="0" w:before="0"/>
-      </w:pPr>
       <w:r>
-        <w:rPr>
-          <w:b w:val="0"/>
-          <w:i w:val="0"/>
-          <w:sz w:val="20"/>
-        </w:rPr>
-        <w:t>Positive Marks: 1</w:t>
+        <w:t xml:space="preserve">(a) Adults with acne</w:t>
       </w:r>
     </w:p>
     <w:p>
-      <w:pPr>
-        <w:spacing w:after="160" w:before="0"/>
-      </w:pPr>
       <w:r>
-        <w:rPr>
-          <w:b w:val="0"/>
-          <w:i w:val="0"/>
-          <w:sz w:val="20"/>
-        </w:rPr>
-        <w:t>Negative Marks: 0.25</w:t>
+        <w:t xml:space="preserve">(b) Clients with brucellosis</w:t>
       </w:r>
     </w:p>
     <w:p>
-      <w:pPr>
-        <w:spacing w:after="40" w:before="120"/>
-      </w:pPr>
       <w:r>
-        <w:rPr>
-          <w:b w:val="0"/>
-          <w:i w:val="0"/>
-          <w:sz w:val="22"/>
-        </w:rPr>
-        <w:t>Question: Which is the correct technique for removing wound staples?</w:t>
+        <w:t xml:space="preserve">(c) Clients with chlamydia</w:t>
       </w:r>
     </w:p>
     <w:p>
-      <w:pPr>
-        <w:spacing w:after="0" w:before="0"/>
-      </w:pPr>
       <w:r>
-        <w:rPr>
-          <w:b w:val="0"/>
-          <w:i w:val="0"/>
-          <w:sz w:val="22"/>
-        </w:rPr>
-        <w:t>(a) Remove every staple in sequence from one end</w:t>
+        <w:t xml:space="preserve">(d) Children under 8 years and pregnant women</w:t>
       </w:r>
     </w:p>
     <w:p>
-      <w:pPr>
-        <w:spacing w:after="0" w:before="0"/>
-      </w:pPr>
       <w:r>
-        <w:rPr>
-          <w:b w:val="0"/>
-          <w:i w:val="0"/>
-          <w:sz w:val="22"/>
-        </w:rPr>
-        <w:t>(b) Remove alternate staples first, then the remaining ones</w:t>
+        <w:t xml:space="preserve">Answer: d</w:t>
       </w:r>
     </w:p>
     <w:p>
-      <w:pPr>
-        <w:spacing w:after="0" w:before="0"/>
-      </w:pPr>
       <w:r>
-        <w:rPr>
-          <w:b w:val="0"/>
-          <w:i w:val="0"/>
-          <w:sz w:val="22"/>
-        </w:rPr>
-        <w:t>(c) Pull each staple straight up while the remover's lower jaw sits under it</w:t>
+        <w:t xml:space="preserve">Solution: Tetracycline stains developing teeth and deposits in bone, so it is avoided in children under 8 and in pregnancy.</w:t>
       </w:r>
     </w:p>
     <w:p>
-      <w:pPr>
-        <w:spacing w:after="0" w:before="0"/>
-      </w:pPr>
       <w:r>
-        <w:rPr>
-          <w:b w:val="0"/>
-          <w:i w:val="0"/>
-          <w:sz w:val="22"/>
-        </w:rPr>
-        <w:t>(d) Wipe the staple remover with alcohol only between clients</w:t>
+        <w:t xml:space="preserve">Positive Marks: 1</w:t>
       </w:r>
     </w:p>
     <w:p>
-      <w:pPr>
-        <w:spacing w:after="0" w:before="40"/>
-      </w:pPr>
       <w:r>
-        <w:rPr>
-          <w:b/>
-          <w:i w:val="0"/>
-          <w:sz w:val="22"/>
-        </w:rPr>
-        <w:t>Answer: b</w:t>
+        <w:t xml:space="preserve">Negative Marks: 0.25</w:t>
       </w:r>
     </w:p>
     <w:p>
-      <w:pPr>
-        <w:spacing w:after="0" w:before="0"/>
-      </w:pPr>
       <w:r>
-        <w:rPr>
-          <w:b w:val="0"/>
-          <w:i w:val="0"/>
-          <w:sz w:val="21"/>
-        </w:rPr>
-        <w:t>Solution: Staples are removed alternately—every other staple first—so the wound edges are never left unsupported, then the remaining staples are removed. The lower jaw of the remover is placed under the staple (c is partially correct but incomplete on its own).</w:t>
+        <w:t xml:space="preserve"/>
       </w:r>
     </w:p>
     <w:p>
-      <w:pPr>
-        <w:spacing w:after="0" w:before="0"/>
-      </w:pPr>
       <w:r>
-        <w:rPr>
-          <w:b w:val="0"/>
-          <w:i w:val="0"/>
-          <w:sz w:val="20"/>
-        </w:rPr>
-        <w:t>Positive Marks: 1</w:t>
+        <w:t xml:space="preserve">Question: Which chamber of the heart pumps blood to the lungs?</w:t>
       </w:r>
     </w:p>
     <w:p>
-      <w:pPr>
-        <w:spacing w:after="160" w:before="0"/>
-      </w:pPr>
       <w:r>
-        <w:rPr>
-          <w:b w:val="0"/>
-          <w:i w:val="0"/>
-          <w:sz w:val="20"/>
-        </w:rPr>
-        <w:t>Negative Marks: 0.25</w:t>
+        <w:t xml:space="preserve">(a) Right ventricle</w:t>
       </w:r>
     </w:p>
     <w:p>
-      <w:pPr>
-        <w:spacing w:after="40" w:before="120"/>
-      </w:pPr>
       <w:r>
-        <w:rPr>
-          <w:b w:val="0"/>
-          <w:i w:val="0"/>
-          <w:sz w:val="22"/>
-        </w:rPr>
-        <w:t>Question: When applying an arm sling for a client with a fractured forearm, the nurse should ensure that the:</w:t>
+        <w:t xml:space="preserve">(b) Left ventricle</w:t>
       </w:r>
     </w:p>
     <w:p>
-      <w:pPr>
-        <w:spacing w:after="0" w:before="0"/>
-      </w:pPr>
       <w:r>
-        <w:rPr>
-          <w:b w:val="0"/>
-          <w:i w:val="0"/>
-          <w:sz w:val="22"/>
-        </w:rPr>
-        <w:t>(a) Hand is positioned higher than the elbow</w:t>
+        <w:t xml:space="preserve">(c) Right atrium</w:t>
       </w:r>
     </w:p>
     <w:p>
-      <w:pPr>
-        <w:spacing w:after="0" w:before="0"/>
-      </w:pPr>
       <w:r>
-        <w:rPr>
-          <w:b w:val="0"/>
-          <w:i w:val="0"/>
-          <w:sz w:val="22"/>
-        </w:rPr>
-        <w:t>(b) Elbow is positioned higher than the hand</w:t>
+        <w:t xml:space="preserve">(d) Left atrium</w:t>
       </w:r>
     </w:p>
     <w:p>
-      <w:pPr>
-        <w:spacing w:after="0" w:before="0"/>
-      </w:pPr>
       <w:r>
-        <w:rPr>
-          <w:b w:val="0"/>
-          <w:i w:val="0"/>
-          <w:sz w:val="22"/>
-        </w:rPr>
-        <w:t>(c) Wrist hangs lower than the fingers</w:t>
+        <w:t xml:space="preserve">Answer: a</w:t>
       </w:r>
     </w:p>
     <w:p>
-      <w:pPr>
-        <w:spacing w:after="0" w:before="0"/>
-      </w:pPr>
       <w:r>
-        <w:rPr>
-          <w:b w:val="0"/>
-          <w:i w:val="0"/>
-          <w:sz w:val="22"/>
-        </w:rPr>
-        <w:t>(d) Sling is tied tightly across the chest</w:t>
+        <w:t xml:space="preserve">Solution: The right ventricle pumps deoxygenated blood through the pulmonary artery to the lungs; the left ventricle pumps to the body.</w:t>
       </w:r>
     </w:p>
     <w:p>
-      <w:pPr>
-        <w:spacing w:after="0" w:before="40"/>
-      </w:pPr>
       <w:r>
-        <w:rPr>
-          <w:b/>
-          <w:i w:val="0"/>
-          <w:sz w:val="22"/>
-        </w:rPr>
-        <w:t>Answer: a</w:t>
+        <w:t xml:space="preserve">Positive Marks: 1</w:t>
       </w:r>
     </w:p>
     <w:p>
-      <w:pPr>
-        <w:spacing w:after="0" w:before="0"/>
-      </w:pPr>
       <w:r>
-        <w:rPr>
-          <w:b w:val="0"/>
-          <w:i w:val="0"/>
-          <w:sz w:val="21"/>
-        </w:rPr>
-        <w:t>Solution: In a sling the hand is positioned slightly higher than the elbow to promote venous and lymphatic drainage and reduce oedema. An elbow above the hand (b) would allow fluid to pool in the hand, and a tight sling (d) impairs circulation.</w:t>
+        <w:t xml:space="preserve">Negative Marks: 0.25</w:t>
       </w:r>
     </w:p>
     <w:p>
-      <w:pPr>
-        <w:spacing w:after="0" w:before="0"/>
-      </w:pPr>
       <w:r>
-        <w:rPr>
-          <w:b w:val="0"/>
-          <w:i w:val="0"/>
-          <w:sz w:val="20"/>
-        </w:rPr>
-        <w:t>Positive Marks: 1</w:t>
+        <w:t xml:space="preserve"/>
       </w:r>
     </w:p>
     <w:p>
-      <w:pPr>
-        <w:spacing w:after="160" w:before="0"/>
-      </w:pPr>
       <w:r>
-        <w:rPr>
-          <w:b w:val="0"/>
-          <w:i w:val="0"/>
-          <w:sz w:val="20"/>
-        </w:rPr>
-        <w:t>Negative Marks: 0.25</w:t>
+        <w:t xml:space="preserve">Question: An early sign of airway obstruction in an unconscious client is:</w:t>
       </w:r>
     </w:p>
     <w:p>
-      <w:pPr>
-        <w:spacing w:after="40" w:before="120"/>
-      </w:pPr>
       <w:r>
-        <w:rPr>
-          <w:b w:val="0"/>
-          <w:i w:val="0"/>
-          <w:sz w:val="22"/>
-        </w:rPr>
-        <w:t>Question: A client's biophysical profile score is 8 out of 10, with 2 points deducted for decreased amniotic fluid. How should the nurse interpret this result?</w:t>
+        <w:t xml:space="preserve">(a) Normal quiet breathing</w:t>
       </w:r>
     </w:p>
     <w:p>
-      <w:pPr>
-        <w:spacing w:after="0" w:before="0"/>
-      </w:pPr>
       <w:r>
-        <w:rPr>
-          <w:b w:val="0"/>
-          <w:i w:val="0"/>
-          <w:sz w:val="22"/>
-        </w:rPr>
-        <w:t>(a) Reassuring and normal</w:t>
+        <w:t xml:space="preserve">(b) Snoring or noisy respirations with little air movement</w:t>
       </w:r>
     </w:p>
     <w:p>
-      <w:pPr>
-        <w:spacing w:after="0" w:before="0"/>
-      </w:pPr>
       <w:r>
-        <w:rPr>
-          <w:b w:val="0"/>
-          <w:i w:val="0"/>
-          <w:sz w:val="22"/>
-        </w:rPr>
-        <w:t>(b) Nonreassuring, requiring immediate delivery</w:t>
+        <w:t xml:space="preserve">(c) Cheerful conversation</w:t>
       </w:r>
     </w:p>
     <w:p>
-      <w:pPr>
-        <w:spacing w:after="0" w:before="0"/>
-      </w:pPr>
       <w:r>
-        <w:rPr>
-          <w:b w:val="0"/>
-          <w:i w:val="0"/>
-          <w:sz w:val="22"/>
-        </w:rPr>
-        <w:t>(c) Equivocal, requiring repeat testing in 24 hours</w:t>
+        <w:t xml:space="preserve">(d) Deep regular breathing</w:t>
       </w:r>
     </w:p>
     <w:p>
-      <w:pPr>
-        <w:spacing w:after="0" w:before="0"/>
-      </w:pPr>
       <w:r>
-        <w:rPr>
-          <w:b w:val="0"/>
-          <w:i w:val="0"/>
-          <w:sz w:val="22"/>
-        </w:rPr>
-        <w:t>(d) Fetal demise is imminent</w:t>
+        <w:t xml:space="preserve">Answer: b</w:t>
       </w:r>
     </w:p>
     <w:p>
-      <w:pPr>
-        <w:spacing w:after="0" w:before="40"/>
-      </w:pPr>
       <w:r>
-        <w:rPr>
-          <w:b/>
-          <w:i w:val="0"/>
-          <w:sz w:val="22"/>
-        </w:rPr>
-        <w:t>Answer: a</w:t>
+        <w:t xml:space="preserve">Solution: Snoring, gurgling, or absent breath sounds with chest movement indicate obstruction — the airway is opened and suctioned immediately.</w:t>
       </w:r>
     </w:p>
     <w:p>
-      <w:pPr>
-        <w:spacing w:after="0" w:before="0"/>
-      </w:pPr>
       <w:r>
-        <w:rPr>
-          <w:b w:val="0"/>
-          <w:i w:val="0"/>
-          <w:sz w:val="21"/>
-        </w:rPr>
-        <w:t>Solution: A BPP score of 8-10 is reassuring; losing 2 points for a single variable such as amniotic fluid is not ominous by itself. Scores of 6 (equivocal) or 4 and below (nonreassuring) warrant further evaluation.</w:t>
+        <w:t xml:space="preserve">Positive Marks: 1</w:t>
       </w:r>
     </w:p>
     <w:p>
-      <w:pPr>
-        <w:spacing w:after="0" w:before="0"/>
-      </w:pPr>
       <w:r>
-        <w:rPr>
-          <w:b w:val="0"/>
-          <w:i w:val="0"/>
-          <w:sz w:val="20"/>
-        </w:rPr>
-        <w:t>Positive Marks: 1</w:t>
+        <w:t xml:space="preserve">Negative Marks: 0.25</w:t>
       </w:r>
     </w:p>
     <w:p>
-      <w:pPr>
-        <w:spacing w:after="160" w:before="0"/>
-      </w:pPr>
       <w:r>
-        <w:rPr>
-          <w:b w:val="0"/>
-          <w:i w:val="0"/>
-          <w:sz w:val="20"/>
-        </w:rPr>
-        <w:t>Negative Marks: 0.25</w:t>
+        <w:t xml:space="preserve"/>
       </w:r>
     </w:p>
     <w:p>
-      <w:pPr>
-        <w:spacing w:after="40" w:before="120"/>
-      </w:pPr>
       <w:r>
-        <w:rPr>
-          <w:b w:val="0"/>
-          <w:i w:val="0"/>
-          <w:sz w:val="22"/>
-        </w:rPr>
-        <w:t>Question: Which maternal condition is most associated with oligohydramnios?</w:t>
+        <w:t xml:space="preserve">Question: The best source of vitamin D for the body is:</w:t>
       </w:r>
     </w:p>
     <w:p>
-      <w:pPr>
-        <w:spacing w:after="0" w:before="0"/>
-      </w:pPr>
       <w:r>
-        <w:rPr>
-          <w:b w:val="0"/>
-          <w:i w:val="0"/>
-          <w:sz w:val="22"/>
-        </w:rPr>
-        <w:t>(a) Post-term pregnancy</w:t>
+        <w:t xml:space="preserve">(a) Meat only</w:t>
       </w:r>
     </w:p>
     <w:p>
-      <w:pPr>
-        <w:spacing w:after="0" w:before="0"/>
-      </w:pPr>
       <w:r>
-        <w:rPr>
-          <w:b w:val="0"/>
-          <w:i w:val="0"/>
-          <w:sz w:val="22"/>
-        </w:rPr>
-        <w:t>(b) Diabetes mellitus</w:t>
+        <w:t xml:space="preserve">(b) Sunlight exposure</w:t>
       </w:r>
     </w:p>
     <w:p>
-      <w:pPr>
-        <w:spacing w:after="0" w:before="0"/>
-      </w:pPr>
       <w:r>
-        <w:rPr>
-          <w:b w:val="0"/>
-          <w:i w:val="0"/>
-          <w:sz w:val="22"/>
-        </w:rPr>
-        <w:t>(c) Multiple gestation</w:t>
+        <w:t xml:space="preserve">(c) Sugar</w:t>
       </w:r>
     </w:p>
     <w:p>
-      <w:pPr>
-        <w:spacing w:after="0" w:before="0"/>
-      </w:pPr>
       <w:r>
-        <w:rPr>
-          <w:b w:val="0"/>
-          <w:i w:val="0"/>
-          <w:sz w:val="22"/>
-        </w:rPr>
-        <w:t>(d) Pre-eclampsia</w:t>
+        <w:t xml:space="preserve">(d) Salt</w:t>
       </w:r>
     </w:p>
     <w:p>
-      <w:pPr>
-        <w:spacing w:after="0" w:before="40"/>
-      </w:pPr>
       <w:r>
-        <w:rPr>
-          <w:b/>
-          <w:i w:val="0"/>
-          <w:sz w:val="22"/>
-        </w:rPr>
-        <w:t>Answer: a</w:t>
+        <w:t xml:space="preserve">Answer: b</w:t>
       </w:r>
     </w:p>
     <w:p>
-      <w:pPr>
-        <w:spacing w:after="0" w:before="0"/>
-      </w:pPr>
       <w:r>
-        <w:rPr>
-          <w:b w:val="0"/>
-          <w:i w:val="0"/>
-          <w:sz w:val="21"/>
-        </w:rPr>
-        <w:t>Solution: Oligohydramnios (reduced amniotic fluid) is associated with post-term pregnancy, fetal renal anomalies, and placental insufficiency. Diabetes (b) and multiple gestation (c) more often cause polyhydramnios.</w:t>
+        <w:t xml:space="preserve">Solution: Sunlight converts skin precursors to vitamin D; few foods naturally contain significant amounts.</w:t>
       </w:r>
     </w:p>
     <w:p>
-      <w:pPr>
-        <w:spacing w:after="0" w:before="0"/>
-      </w:pPr>
       <w:r>
-        <w:rPr>
-          <w:b w:val="0"/>
-          <w:i w:val="0"/>
-          <w:sz w:val="20"/>
-        </w:rPr>
-        <w:t>Positive Marks: 1</w:t>
+        <w:t xml:space="preserve">Positive Marks: 1</w:t>
       </w:r>
     </w:p>
     <w:p>
-      <w:pPr>
-        <w:spacing w:after="160" w:before="0"/>
-      </w:pPr>
       <w:r>
-        <w:rPr>
-          <w:b w:val="0"/>
-          <w:i w:val="0"/>
-          <w:sz w:val="20"/>
-        </w:rPr>
-        <w:t>Negative Marks: 0.25</w:t>
+        <w:t xml:space="preserve">Negative Marks: 0.25</w:t>
       </w:r>
     </w:p>
     <w:p>
-      <w:pPr>
-        <w:spacing w:after="40" w:before="120"/>
-      </w:pPr>
       <w:r>
-        <w:rPr>
-          <w:b w:val="0"/>
-          <w:i w:val="0"/>
-          <w:sz w:val="22"/>
-        </w:rPr>
-        <w:t>Question: A client at 32 weeks of gestation is in preterm labour and is prescribed betamethasone. What is the purpose of this drug?</w:t>
+        <w:t xml:space="preserve">Question: A client who cannot speak but understands language has:</w:t>
       </w:r>
     </w:p>
     <w:p>
-      <w:pPr>
-        <w:spacing w:after="0" w:before="0"/>
-      </w:pPr>
       <w:r>
-        <w:rPr>
-          <w:b w:val="0"/>
-          <w:i w:val="0"/>
-          <w:sz w:val="22"/>
-        </w:rPr>
-        <w:t>(a) To accelerate fetal lung maturity</w:t>
+        <w:t xml:space="preserve">(a) Receptive aphasia</w:t>
       </w:r>
     </w:p>
     <w:p>
-      <w:pPr>
-        <w:spacing w:after="0" w:before="0"/>
-      </w:pPr>
       <w:r>
-        <w:rPr>
-          <w:b w:val="0"/>
-          <w:i w:val="0"/>
-          <w:sz w:val="22"/>
-        </w:rPr>
-        <w:t>(b) To stop uterine contractions</w:t>
+        <w:t xml:space="preserve">(b) Global aphasia</w:t>
       </w:r>
     </w:p>
     <w:p>
-      <w:pPr>
-        <w:spacing w:after="0" w:before="0"/>
-      </w:pPr>
       <w:r>
-        <w:rPr>
-          <w:b w:val="0"/>
-          <w:i w:val="0"/>
-          <w:sz w:val="22"/>
-        </w:rPr>
-        <w:t>(c) To prevent maternal infection</w:t>
+        <w:t xml:space="preserve">(c) Dysarthria</w:t>
       </w:r>
     </w:p>
     <w:p>
-      <w:pPr>
-        <w:spacing w:after="0" w:before="0"/>
-      </w:pPr>
       <w:r>
-        <w:rPr>
-          <w:b w:val="0"/>
-          <w:i w:val="0"/>
-          <w:sz w:val="22"/>
-        </w:rPr>
-        <w:t>(d) To reduce the fetal heart rate</w:t>
+        <w:t xml:space="preserve">(d) Expressive aphasia</w:t>
       </w:r>
     </w:p>
     <w:p>
-      <w:pPr>
-        <w:spacing w:after="0" w:before="40"/>
-      </w:pPr>
       <w:r>
-        <w:rPr>
-          <w:b/>
-          <w:i w:val="0"/>
-          <w:sz w:val="22"/>
-        </w:rPr>
-        <w:t>Answer: a</w:t>
+        <w:t xml:space="preserve">Answer: d</w:t>
       </w:r>
     </w:p>
     <w:p>
-      <w:pPr>
-        <w:spacing w:after="0" w:before="0"/>
-      </w:pPr>
       <w:r>
-        <w:rPr>
-          <w:b w:val="0"/>
-          <w:i w:val="0"/>
-          <w:sz w:val="21"/>
-        </w:rPr>
-        <w:t>Solution: Betamethasone is a corticosteroid given to women at risk of preterm birth to accelerate fetal lung maturation and reduce the risk of respiratory distress syndrome. Tocolytic agents, not steroids, stop contractions (b).</w:t>
+        <w:t xml:space="preserve">Solution: Expressive (Broca) aphasia spares comprehension but impairs speech production; receptive aphasia is the reverse.</w:t>
       </w:r>
     </w:p>
     <w:p>
-      <w:pPr>
-        <w:spacing w:after="0" w:before="0"/>
-      </w:pPr>
       <w:r>
-        <w:rPr>
-          <w:b w:val="0"/>
-          <w:i w:val="0"/>
-          <w:sz w:val="20"/>
-        </w:rPr>
-        <w:t>Positive Marks: 1</w:t>
+        <w:t xml:space="preserve">Positive Marks: 1</w:t>
       </w:r>
     </w:p>
     <w:p>
-      <w:pPr>
-        <w:spacing w:after="160" w:before="0"/>
-      </w:pPr>
       <w:r>
-        <w:rPr>
-          <w:b w:val="0"/>
-          <w:i w:val="0"/>
-          <w:sz w:val="20"/>
-        </w:rPr>
-        <w:t>Negative Marks: 0.25</w:t>
+        <w:t xml:space="preserve">Negative Marks: 0.25</w:t>
       </w:r>
     </w:p>
     <w:p>
-      <w:pPr>
-        <w:spacing w:after="40" w:before="120"/>
-      </w:pPr>
       <w:r>
-        <w:rPr>
-          <w:b w:val="0"/>
-          <w:i w:val="0"/>
-          <w:sz w:val="22"/>
-        </w:rPr>
-        <w:t>Question: A client who has no injury fakes paralysis and reports severe pain to obtain financial compensation. This behaviour is termed:</w:t>
+        <w:t xml:space="preserve"/>
       </w:r>
     </w:p>
     <w:p>
-      <w:pPr>
-        <w:spacing w:after="0" w:before="0"/>
-      </w:pPr>
       <w:r>
-        <w:rPr>
-          <w:b w:val="0"/>
-          <w:i w:val="0"/>
-          <w:sz w:val="22"/>
-        </w:rPr>
-        <w:t>(a) Malingering</w:t>
+        <w:t xml:space="preserve">Question: When lifting a heavy object, the nurse should:</w:t>
       </w:r>
     </w:p>
     <w:p>
-      <w:pPr>
-        <w:spacing w:after="0" w:before="0"/>
-      </w:pPr>
       <w:r>
-        <w:rPr>
-          <w:b w:val="0"/>
-          <w:i w:val="0"/>
-          <w:sz w:val="22"/>
-        </w:rPr>
-        <w:t>(b) Conversion disorder</w:t>
+        <w:t xml:space="preserve">(a) Bend the knees and keep the back straight</w:t>
       </w:r>
     </w:p>
     <w:p>
-      <w:pPr>
-        <w:spacing w:after="0" w:before="0"/>
-      </w:pPr>
       <w:r>
-        <w:rPr>
-          <w:b w:val="0"/>
-          <w:i w:val="0"/>
-          <w:sz w:val="22"/>
-        </w:rPr>
-        <w:t>(c) Hypochondriasis</w:t>
+        <w:t xml:space="preserve">(b) Bend at the waist</w:t>
       </w:r>
     </w:p>
     <w:p>
-      <w:pPr>
-        <w:spacing w:after="0" w:before="0"/>
-      </w:pPr>
       <w:r>
-        <w:rPr>
-          <w:b w:val="0"/>
-          <w:i w:val="0"/>
-          <w:sz w:val="22"/>
-        </w:rPr>
-        <w:t>(d) Somatization</w:t>
+        <w:t xml:space="preserve">(c) Twist the trunk while lifting</w:t>
       </w:r>
     </w:p>
     <w:p>
-      <w:pPr>
-        <w:spacing w:after="0" w:before="40"/>
-      </w:pPr>
       <w:r>
-        <w:rPr>
-          <w:b/>
-          <w:i w:val="0"/>
-          <w:sz w:val="22"/>
-        </w:rPr>
-        <w:t>Answer: a</w:t>
+        <w:t xml:space="preserve">(d) Hold the object far from the body</w:t>
       </w:r>
     </w:p>
     <w:p>
-      <w:pPr>
-        <w:spacing w:after="0" w:before="0"/>
-      </w:pPr>
       <w:r>
-        <w:rPr>
-          <w:b w:val="0"/>
-          <w:i w:val="0"/>
-          <w:sz w:val="21"/>
-        </w:rPr>
-        <w:t>Solution: Malingering is the intentional production of false symptoms for an external reward such as money or avoiding work. Conversion disorder (b) is unconscious, and hypochondriasis (c) is preoccupation with having a serious illness despite reassurance.</w:t>
+        <w:t xml:space="preserve">Answer: a</w:t>
       </w:r>
     </w:p>
     <w:p>
-      <w:pPr>
-        <w:spacing w:after="0" w:before="0"/>
-      </w:pPr>
       <w:r>
-        <w:rPr>
-          <w:b w:val="0"/>
-          <w:i w:val="0"/>
-          <w:sz w:val="20"/>
-        </w:rPr>
-        <w:t>Positive Marks: 1</w:t>
+        <w:t xml:space="preserve">Solution: Squatting with a straight back uses the leg muscles, protecting the lumbar spine from injury.</w:t>
       </w:r>
     </w:p>
     <w:p>
-      <w:pPr>
-        <w:spacing w:after="160" w:before="0"/>
-      </w:pPr>
       <w:r>
-        <w:rPr>
-          <w:b w:val="0"/>
-          <w:i w:val="0"/>
-          <w:sz w:val="20"/>
-        </w:rPr>
-        <w:t>Negative Marks: 0.25</w:t>
+        <w:t xml:space="preserve">Positive Marks: 1</w:t>
       </w:r>
     </w:p>
     <w:p>
-      <w:pPr>
-        <w:spacing w:after="40" w:before="120"/>
-      </w:pPr>
       <w:r>
-        <w:rPr>
-          <w:b w:val="0"/>
-          <w:i w:val="0"/>
-          <w:sz w:val="22"/>
-        </w:rPr>
-        <w:t>Question: A client is emotionally detached, prefers solitary activities, and shows little interest in relationships. Which personality disorder is most consistent?</w:t>
+        <w:t xml:space="preserve">Negative Marks: 0.25</w:t>
       </w:r>
     </w:p>
     <w:p>
-      <w:pPr>
-        <w:spacing w:after="0" w:before="0"/>
-      </w:pPr>
       <w:r>
-        <w:rPr>
-          <w:b w:val="0"/>
-          <w:i w:val="0"/>
-          <w:sz w:val="22"/>
-        </w:rPr>
-        <w:t>(a) Schizoid personality disorder</w:t>
+        <w:t xml:space="preserve"/>
       </w:r>
     </w:p>
     <w:p>
-      <w:pPr>
-        <w:spacing w:after="0" w:before="0"/>
-      </w:pPr>
       <w:r>
-        <w:rPr>
-          <w:b w:val="0"/>
-          <w:i w:val="0"/>
-          <w:sz w:val="22"/>
-        </w:rPr>
-        <w:t>(b) Borderline personality disorder</w:t>
+        <w:t xml:space="preserve">Question: The IUCD (intrauterine contraceptive device) works mainly by:</w:t>
       </w:r>
     </w:p>
     <w:p>
-      <w:pPr>
-        <w:spacing w:after="0" w:before="0"/>
-      </w:pPr>
       <w:r>
-        <w:rPr>
-          <w:b w:val="0"/>
-          <w:i w:val="0"/>
-          <w:sz w:val="22"/>
-        </w:rPr>
-        <w:t>(c) Histrionic personality disorder</w:t>
+        <w:t xml:space="preserve">(a) Stopping ovulation</w:t>
       </w:r>
     </w:p>
     <w:p>
-      <w:pPr>
-        <w:spacing w:after="0" w:before="0"/>
-      </w:pPr>
       <w:r>
-        <w:rPr>
-          <w:b w:val="0"/>
-          <w:i w:val="0"/>
-          <w:sz w:val="22"/>
-        </w:rPr>
-        <w:t>(d) Dependent personality disorder</w:t>
+        <w:t xml:space="preserve">(b) Killing sperm in the vagina</w:t>
       </w:r>
     </w:p>
     <w:p>
-      <w:pPr>
-        <w:spacing w:after="0" w:before="40"/>
-      </w:pPr>
       <w:r>
-        <w:rPr>
-          <w:b/>
-          <w:i w:val="0"/>
-          <w:sz w:val="22"/>
-        </w:rPr>
-        <w:t>Answer: a</w:t>
+        <w:t xml:space="preserve">(c) Preventing implantation of the fertilized ovum</w:t>
       </w:r>
     </w:p>
     <w:p>
-      <w:pPr>
-        <w:spacing w:after="0" w:before="0"/>
-      </w:pPr>
       <w:r>
-        <w:rPr>
-          <w:b w:val="0"/>
-          <w:i w:val="0"/>
-          <w:sz w:val="21"/>
-        </w:rPr>
-        <w:t>Solution: Schizoid personality disorder is characterized by detachment from social relationships and restricted emotional expression, with a preference for being alone. Borderline (b) features instability, histrionic (c) attention-seeking, and dependent (d) submissiveness.</w:t>
+        <w:t xml:space="preserve">(d) Suppressing pituitary hormones</w:t>
       </w:r>
     </w:p>
     <w:p>
-      <w:pPr>
-        <w:spacing w:after="0" w:before="0"/>
-      </w:pPr>
       <w:r>
-        <w:rPr>
-          <w:b w:val="0"/>
-          <w:i w:val="0"/>
-          <w:sz w:val="20"/>
-        </w:rPr>
-        <w:t>Positive Marks: 1</w:t>
+        <w:t xml:space="preserve">Answer: c</w:t>
       </w:r>
     </w:p>
     <w:p>
-      <w:pPr>
-        <w:spacing w:after="160" w:before="0"/>
-      </w:pPr>
       <w:r>
-        <w:rPr>
-          <w:b w:val="0"/>
-          <w:i w:val="0"/>
-          <w:sz w:val="20"/>
-        </w:rPr>
-        <w:t>Negative Marks: 0.25</w:t>
+        <w:t xml:space="preserve">Solution: IUCDs create a hostile uterine environment that prevents implantation; they do not stop ovulation.</w:t>
       </w:r>
     </w:p>
     <w:p>
-      <w:pPr>
-        <w:spacing w:after="40" w:before="120"/>
-      </w:pPr>
       <w:r>
-        <w:rPr>
-          <w:b w:val="0"/>
-          <w:i w:val="0"/>
-          <w:sz w:val="22"/>
-        </w:rPr>
-        <w:t>Question: A nurse turns a supine infant's head to the right, and the infant extends the right arm and leg while flexing the left limbs. This response is the:</w:t>
+        <w:t xml:space="preserve">Positive Marks: 1</w:t>
       </w:r>
     </w:p>
     <w:p>
-      <w:pPr>
-        <w:spacing w:after="0" w:before="0"/>
-      </w:pPr>
       <w:r>
-        <w:rPr>
-          <w:b w:val="0"/>
-          <w:i w:val="0"/>
-          <w:sz w:val="22"/>
-        </w:rPr>
-        <w:t>(a) Tonic neck reflex</w:t>
+        <w:t xml:space="preserve">Negative Marks: 0.25</w:t>
       </w:r>
     </w:p>
     <w:p>
-      <w:pPr>
-        <w:spacing w:after="0" w:before="0"/>
-      </w:pPr>
       <w:r>
-        <w:rPr>
-          <w:b w:val="0"/>
-          <w:i w:val="0"/>
-          <w:sz w:val="22"/>
-        </w:rPr>
-        <w:t>(b) Moro reflex</w:t>
+        <w:t xml:space="preserve"/>
       </w:r>
     </w:p>
     <w:p>
-      <w:pPr>
-        <w:spacing w:after="0" w:before="0"/>
-      </w:pPr>
       <w:r>
-        <w:rPr>
-          <w:b w:val="0"/>
-          <w:i w:val="0"/>
-          <w:sz w:val="22"/>
-        </w:rPr>
-        <w:t>(c) Rooting reflex</w:t>
+        <w:t xml:space="preserve">Question: Infantile colic is best managed by:</w:t>
       </w:r>
     </w:p>
     <w:p>
-      <w:pPr>
-        <w:spacing w:after="0" w:before="0"/>
-      </w:pPr>
       <w:r>
-        <w:rPr>
-          <w:b w:val="0"/>
-          <w:i w:val="0"/>
-          <w:sz w:val="22"/>
-        </w:rPr>
-        <w:t>(d) Landau reflex</w:t>
+        <w:t xml:space="preserve">(a) Giving large cow's milk feeds</w:t>
       </w:r>
     </w:p>
     <w:p>
-      <w:pPr>
-        <w:spacing w:after="0" w:before="40"/>
-      </w:pPr>
       <w:r>
-        <w:rPr>
-          <w:b/>
-          <w:i w:val="0"/>
-          <w:sz w:val="22"/>
-        </w:rPr>
-        <w:t>Answer: a</w:t>
+        <w:t xml:space="preserve">(b) Burping after feeds and holding the infant upright</w:t>
       </w:r>
     </w:p>
     <w:p>
-      <w:pPr>
-        <w:spacing w:after="0" w:before="0"/>
-      </w:pPr>
       <w:r>
-        <w:rPr>
-          <w:b w:val="0"/>
-          <w:i w:val="0"/>
-          <w:sz w:val="21"/>
-        </w:rPr>
-        <w:t>Solution: In the tonic neck (fencer) reflex, when the head is turned to one side, the arm and leg on that side extend while the opposite limbs flex. Moro (b) is the startle response, rooting (c) is head-turning toward cheek stimulation, and the Landau reflex (d) appears when the infant is held suspended.</w:t>
+        <w:t xml:space="preserve">(c) Shaking the infant</w:t>
       </w:r>
     </w:p>
     <w:p>
-      <w:pPr>
-        <w:spacing w:after="0" w:before="0"/>
-      </w:pPr>
       <w:r>
-        <w:rPr>
-          <w:b w:val="0"/>
-          <w:i w:val="0"/>
-          <w:sz w:val="20"/>
-        </w:rPr>
-        <w:t>Positive Marks: 1</w:t>
+        <w:t xml:space="preserve">(d) Adding sugar to feeds</w:t>
       </w:r>
     </w:p>
     <w:p>
-      <w:pPr>
-        <w:spacing w:after="160" w:before="0"/>
-      </w:pPr>
       <w:r>
-        <w:rPr>
-          <w:b w:val="0"/>
-          <w:i w:val="0"/>
-          <w:sz w:val="20"/>
-        </w:rPr>
-        <w:t>Negative Marks: 0.25</w:t>
+        <w:t xml:space="preserve">Answer: b</w:t>
       </w:r>
     </w:p>
     <w:p>
-      <w:pPr>
-        <w:spacing w:after="40" w:before="120"/>
-      </w:pPr>
       <w:r>
-        <w:rPr>
-          <w:b w:val="0"/>
-          <w:i w:val="0"/>
-          <w:sz w:val="22"/>
-        </w:rPr>
-        <w:t>Question: A positive Babinski sign (toes fanning upward) in a 6-month-old infant is:</w:t>
+        <w:t xml:space="preserve">Solution: Burping, upright holding, and gentle rocking reduce swallowed air and soothe colicky infants; shaking is dangerous.</w:t>
       </w:r>
     </w:p>
     <w:p>
-      <w:pPr>
-        <w:spacing w:after="0" w:before="0"/>
-      </w:pPr>
       <w:r>
-        <w:rPr>
-          <w:b w:val="0"/>
-          <w:i w:val="0"/>
-          <w:sz w:val="22"/>
-        </w:rPr>
-        <w:t>(a) A normal finding that disappears by 1-2 years</w:t>
+        <w:t xml:space="preserve">Positive Marks: 1</w:t>
       </w:r>
     </w:p>
     <w:p>
-      <w:pPr>
-        <w:spacing w:after="0" w:before="0"/>
-      </w:pPr>
       <w:r>
-        <w:rPr>
-          <w:b w:val="0"/>
-          <w:i w:val="0"/>
-          <w:sz w:val="22"/>
-        </w:rPr>
-        <w:t>(b) A sign of upper motor neuron disease</w:t>
+        <w:t xml:space="preserve">Negative Marks: 0.25</w:t>
       </w:r>
     </w:p>
     <w:p>
-      <w:pPr>
-        <w:spacing w:after="0" w:before="0"/>
-      </w:pPr>
       <w:r>
-        <w:rPr>
-          <w:b w:val="0"/>
-          <w:i w:val="0"/>
-          <w:sz w:val="22"/>
-        </w:rPr>
-        <w:t>(c) An indication of cerebral palsy</w:t>
+        <w:t xml:space="preserve"/>
       </w:r>
     </w:p>
     <w:p>
-      <w:pPr>
-        <w:spacing w:after="0" w:before="0"/>
-      </w:pPr>
       <w:r>
-        <w:rPr>
-          <w:b w:val="0"/>
-          <w:i w:val="0"/>
-          <w:sz w:val="22"/>
-        </w:rPr>
-        <w:t>(d) A sign of spinal cord injury</w:t>
+        <w:t xml:space="preserve">Question: Which nurse statement best supports a client with depression?</w:t>
       </w:r>
     </w:p>
     <w:p>
-      <w:pPr>
-        <w:spacing w:after="0" w:before="40"/>
-      </w:pPr>
       <w:r>
-        <w:rPr>
-          <w:b/>
-          <w:i w:val="0"/>
-          <w:sz w:val="22"/>
-        </w:rPr>
-        <w:t>Answer: a</w:t>
+        <w:t xml:space="preserve">(a) "Cheer up, things will improve."</w:t>
       </w:r>
     </w:p>
     <w:p>
-      <w:pPr>
-        <w:spacing w:after="0" w:before="0"/>
-      </w:pPr>
       <w:r>
-        <w:rPr>
-          <w:b w:val="0"/>
-          <w:i w:val="0"/>
-          <w:sz w:val="21"/>
-        </w:rPr>
-        <w:t>Solution: In infants, an upgoing Babinski is normal because the corticospinal tracts are not fully myelinated; it typically disappears by 12-24 months. Beyond that age it indicates upper motor neuron damage (b).</w:t>
+        <w:t xml:space="preserve">(b) "You should snap out of it."</w:t>
       </w:r>
     </w:p>
     <w:p>
-      <w:pPr>
-        <w:spacing w:after="0" w:before="0"/>
-      </w:pPr>
       <w:r>
-        <w:rPr>
-          <w:b w:val="0"/>
-          <w:i w:val="0"/>
-          <w:sz w:val="20"/>
-        </w:rPr>
-        <w:t>Positive Marks: 1</w:t>
+        <w:t xml:space="preserve">(c) "Everyone feels sad sometimes."</w:t>
       </w:r>
     </w:p>
     <w:p>
-      <w:pPr>
-        <w:spacing w:after="160" w:before="0"/>
-      </w:pPr>
       <w:r>
-        <w:rPr>
-          <w:b w:val="0"/>
-          <w:i w:val="0"/>
-          <w:sz w:val="20"/>
-        </w:rPr>
-        <w:t>Negative Marks: 0.25</w:t>
+        <w:t xml:space="preserve">(d) "I am here with you. Let us talk about what you are feeling."</w:t>
       </w:r>
     </w:p>
     <w:p>
-      <w:pPr>
-        <w:spacing w:after="40" w:before="120"/>
-      </w:pPr>
       <w:r>
-        <w:rPr>
-          <w:b w:val="0"/>
-          <w:i w:val="0"/>
-          <w:sz w:val="22"/>
-        </w:rPr>
-        <w:t>Question: The probability that a person with a positive screening test actually has the disease is the:</w:t>
+        <w:t xml:space="preserve">Answer: d</w:t>
       </w:r>
     </w:p>
     <w:p>
-      <w:pPr>
-        <w:spacing w:after="0" w:before="0"/>
-      </w:pPr>
       <w:r>
-        <w:rPr>
-          <w:b w:val="0"/>
-          <w:i w:val="0"/>
-          <w:sz w:val="22"/>
-        </w:rPr>
-        <w:t>(a) Positive predictive value</w:t>
+        <w:t xml:space="preserve">Solution: Empathic presence and open-ended invitation encourage expression; false reassurance and advice dismiss the client's distress.</w:t>
       </w:r>
     </w:p>
     <w:p>
-      <w:pPr>
-        <w:spacing w:after="0" w:before="0"/>
-      </w:pPr>
       <w:r>
-        <w:rPr>
-          <w:b w:val="0"/>
-          <w:i w:val="0"/>
-          <w:sz w:val="22"/>
-        </w:rPr>
-        <w:t>(b) Sensitivity</w:t>
+        <w:t xml:space="preserve">Positive Marks: 1</w:t>
       </w:r>
     </w:p>
     <w:p>
-      <w:pPr>
-        <w:spacing w:after="0" w:before="0"/>
-      </w:pPr>
       <w:r>
-        <w:rPr>
-          <w:b w:val="0"/>
-          <w:i w:val="0"/>
-          <w:sz w:val="22"/>
-        </w:rPr>
-        <w:t>(c) Specificity</w:t>
+        <w:t xml:space="preserve">Negative Marks: 0.25</w:t>
       </w:r>
     </w:p>
     <w:p>
-      <w:pPr>
-        <w:spacing w:after="0" w:before="0"/>
-      </w:pPr>
       <w:r>
-        <w:rPr>
-          <w:b w:val="0"/>
-          <w:i w:val="0"/>
-          <w:sz w:val="22"/>
-        </w:rPr>
-        <w:t>(d) Prevalence</w:t>
+        <w:t xml:space="preserve"/>
       </w:r>
     </w:p>
     <w:p>
-      <w:pPr>
-        <w:spacing w:after="0" w:before="40"/>
-      </w:pPr>
       <w:r>
-        <w:rPr>
-          <w:b/>
-          <w:i w:val="0"/>
-          <w:sz w:val="22"/>
-        </w:rPr>
-        <w:t>Answer: a</w:t>
+        <w:t xml:space="preserve">Question: During a cholera outbreak, the most important control measure is:</w:t>
       </w:r>
     </w:p>
     <w:p>
-      <w:pPr>
-        <w:spacing w:after="0" w:before="0"/>
-      </w:pPr>
       <w:r>
-        <w:rPr>
-          <w:b w:val="0"/>
-          <w:i w:val="0"/>
-          <w:sz w:val="21"/>
-        </w:rPr>
-        <w:t>Solution: Positive predictive value = true positives divided by all positive test results—the chance that a positive result means the disease is truly present. Sensitivity (b) is the ability to detect true cases, and specificity (c) the ability to exclude non-cases.</w:t>
+        <w:t xml:space="preserve">(a) Safe water supply and sanitation</w:t>
       </w:r>
     </w:p>
     <w:p>
-      <w:pPr>
-        <w:spacing w:after="0" w:before="0"/>
-      </w:pPr>
       <w:r>
-        <w:rPr>
-          <w:b w:val="0"/>
-          <w:i w:val="0"/>
-          <w:sz w:val="20"/>
-        </w:rPr>
-        <w:t>Positive Marks: 1</w:t>
+        <w:t xml:space="preserve">(b) Giving antibiotics to everyone</w:t>
       </w:r>
     </w:p>
     <w:p>
-      <w:pPr>
-        <w:spacing w:after="160" w:before="0"/>
-      </w:pPr>
       <w:r>
-        <w:rPr>
-          <w:b w:val="0"/>
-          <w:i w:val="0"/>
-          <w:sz w:val="20"/>
-        </w:rPr>
-        <w:t>Negative Marks: 0.25</w:t>
+        <w:t xml:space="preserve">(c) Closing schools only</w:t>
       </w:r>
     </w:p>
     <w:p>
-      <w:pPr>
-        <w:spacing w:after="40" w:before="120"/>
-      </w:pPr>
       <w:r>
-        <w:rPr>
-          <w:b w:val="0"/>
-          <w:i w:val="0"/>
-          <w:sz w:val="22"/>
-        </w:rPr>
-        <w:t>Question: In India, the most peripheral health institution, the Sub-Centre, serves a population of about:</w:t>
+        <w:t xml:space="preserve">(d) Avoiding all travel forever</w:t>
       </w:r>
     </w:p>
     <w:p>
-      <w:pPr>
-        <w:spacing w:after="0" w:before="0"/>
-      </w:pPr>
       <w:r>
-        <w:rPr>
-          <w:b w:val="0"/>
-          <w:i w:val="0"/>
-          <w:sz w:val="22"/>
-        </w:rPr>
-        <w:t>(a) 5,000 in plains and 3,000 in tribal or hilly areas</w:t>
+        <w:t xml:space="preserve">Answer: a</w:t>
       </w:r>
     </w:p>
     <w:p>
-      <w:pPr>
-        <w:spacing w:after="0" w:before="0"/>
-      </w:pPr>
       <w:r>
-        <w:rPr>
-          <w:b w:val="0"/>
-          <w:i w:val="0"/>
-          <w:sz w:val="22"/>
-        </w:rPr>
-        <w:t>(b) 50,000 in plains and 30,000 in hilly areas</w:t>
+        <w:t xml:space="preserve">Solution: Cholera spreads through contaminated water and food, so safe water, sanitation, and hygiene break transmission.</w:t>
       </w:r>
     </w:p>
     <w:p>
-      <w:pPr>
-        <w:spacing w:after="0" w:before="0"/>
-      </w:pPr>
       <w:r>
-        <w:rPr>
-          <w:b w:val="0"/>
-          <w:i w:val="0"/>
-          <w:sz w:val="22"/>
-        </w:rPr>
-        <w:t>(c) 1,00,000 in plains</w:t>
+        <w:t xml:space="preserve">Positive Marks: 1</w:t>
       </w:r>
     </w:p>
     <w:p>
-      <w:pPr>
-        <w:spacing w:after="0" w:before="0"/>
-      </w:pPr>
       <w:r>
-        <w:rPr>
-          <w:b w:val="0"/>
-          <w:i w:val="0"/>
-          <w:sz w:val="22"/>
-        </w:rPr>
-        <w:t>(d) 1,20,000 in plains and 80,000 in hilly areas</w:t>
+        <w:t xml:space="preserve">Negative Marks: 0.25</w:t>
       </w:r>
     </w:p>
     <w:p>
-      <w:pPr>
-        <w:spacing w:after="0" w:before="40"/>
-      </w:pPr>
       <w:r>
-        <w:rPr>
-          <w:b/>
-          <w:i w:val="0"/>
-          <w:sz w:val="22"/>
-        </w:rPr>
-        <w:t>Answer: a</w:t>
+        <w:t xml:space="preserve"/>
       </w:r>
     </w:p>
     <w:p>
-      <w:pPr>
-        <w:spacing w:after="0" w:before="0"/>
-      </w:pPr>
       <w:r>
-        <w:rPr>
-          <w:b w:val="0"/>
-          <w:i w:val="0"/>
-          <w:sz w:val="21"/>
-        </w:rPr>
-        <w:t>Solution: A Sub-Centre serves approximately 5,000 people in plain areas and 3,000 in tribal or hilly areas. The PHC serves about 30,000 (plains) and the CHC about 1,20,000 (plains), so the larger figures belong to higher-level facilities.</w:t>
+        <w:t xml:space="preserve">Question: Low-dose aspirin is given after myocardial infarction because it:</w:t>
       </w:r>
     </w:p>
     <w:p>
-      <w:pPr>
-        <w:spacing w:after="0" w:before="0"/>
-      </w:pPr>
       <w:r>
-        <w:rPr>
-          <w:b w:val="0"/>
-          <w:i w:val="0"/>
-          <w:sz w:val="20"/>
-        </w:rPr>
-        <w:t>Positive Marks: 1</w:t>
+        <w:t xml:space="preserve">(a) Increases platelet aggregation</w:t>
       </w:r>
     </w:p>
     <w:p>
-      <w:pPr>
-        <w:spacing w:after="160" w:before="0"/>
-      </w:pPr>
       <w:r>
-        <w:rPr>
-          <w:b w:val="0"/>
-          <w:i w:val="0"/>
-          <w:sz w:val="20"/>
-        </w:rPr>
-        <w:t>Negative Marks: 0.25</w:t>
+        <w:t xml:space="preserve">(b) Causes vasoconstriction</w:t>
       </w:r>
     </w:p>
     <w:p>
-      <w:pPr>
-        <w:spacing w:after="40" w:before="120"/>
-      </w:pPr>
       <w:r>
-        <w:rPr>
-          <w:b w:val="0"/>
-          <w:i w:val="0"/>
-          <w:sz w:val="22"/>
-        </w:rPr>
-        <w:t>Question: Programmed cell death that occurs as a normal, controlled process is termed:</w:t>
+        <w:t xml:space="preserve">(c) Inhibits platelet aggregation, reducing clot formation</w:t>
       </w:r>
     </w:p>
     <w:p>
-      <w:pPr>
-        <w:spacing w:after="0" w:before="0"/>
-      </w:pPr>
       <w:r>
-        <w:rPr>
-          <w:b w:val="0"/>
-          <w:i w:val="0"/>
-          <w:sz w:val="22"/>
-        </w:rPr>
-        <w:t>(a) Apoptosis</w:t>
+        <w:t xml:space="preserve">(d) Raises blood pressure</w:t>
       </w:r>
     </w:p>
     <w:p>
-      <w:pPr>
-        <w:spacing w:after="0" w:before="0"/>
-      </w:pPr>
       <w:r>
-        <w:rPr>
-          <w:b w:val="0"/>
-          <w:i w:val="0"/>
-          <w:sz w:val="22"/>
-        </w:rPr>
-        <w:t>(b) Necrosis</w:t>
+        <w:t xml:space="preserve">Answer: c</w:t>
       </w:r>
     </w:p>
     <w:p>
-      <w:pPr>
-        <w:spacing w:after="0" w:before="0"/>
-      </w:pPr>
       <w:r>
-        <w:rPr>
-          <w:b w:val="0"/>
-          <w:i w:val="0"/>
-          <w:sz w:val="22"/>
-        </w:rPr>
-        <w:t>(c) Ischaemia</w:t>
+        <w:t xml:space="preserve">Solution: Aspirin irreversibly blocks platelet cyclooxygenase, preventing platelet aggregation and further coronary clot formation.</w:t>
       </w:r>
     </w:p>
     <w:p>
-      <w:pPr>
-        <w:spacing w:after="0" w:before="0"/>
-      </w:pPr>
       <w:r>
-        <w:rPr>
-          <w:b w:val="0"/>
-          <w:i w:val="0"/>
-          <w:sz w:val="22"/>
-        </w:rPr>
-        <w:t>(d) Metaplasia</w:t>
+        <w:t xml:space="preserve">Positive Marks: 1</w:t>
       </w:r>
     </w:p>
     <w:p>
-      <w:pPr>
-        <w:spacing w:after="0" w:before="40"/>
-      </w:pPr>
       <w:r>
-        <w:rPr>
-          <w:b/>
-          <w:i w:val="0"/>
-          <w:sz w:val="22"/>
-        </w:rPr>
-        <w:t>Answer: a</w:t>
+        <w:t xml:space="preserve">Negative Marks: 0.25</w:t>
       </w:r>
     </w:p>
     <w:p>
-      <w:pPr>
-        <w:spacing w:after="0" w:before="0"/>
-      </w:pPr>
       <w:r>
-        <w:rPr>
-          <w:b w:val="0"/>
-          <w:i w:val="0"/>
-          <w:sz w:val="21"/>
-        </w:rPr>
-        <w:t>Solution: Apoptosis is programmed, orderly cell death without inflammation, important in development and tissue turnover. Necrosis (b) is unregulated cell death from injury with inflammation, and metaplasia (d) is a reversible change in cell type.</w:t>
+        <w:t xml:space="preserve"/>
       </w:r>
     </w:p>
     <w:p>
-      <w:pPr>
-        <w:spacing w:after="0" w:before="0"/>
-      </w:pPr>
       <w:r>
-        <w:rPr>
-          <w:b w:val="0"/>
-          <w:i w:val="0"/>
-          <w:sz w:val="20"/>
-        </w:rPr>
-        <w:t>Positive Marks: 1</w:t>
+        <w:t xml:space="preserve">Question: Which structure reabsorbs most of the filtered water and solutes in the kidney?</w:t>
       </w:r>
     </w:p>
     <w:p>
-      <w:pPr>
-        <w:spacing w:after="160" w:before="0"/>
-      </w:pPr>
       <w:r>
-        <w:rPr>
-          <w:b w:val="0"/>
-          <w:i w:val="0"/>
-          <w:sz w:val="20"/>
-        </w:rPr>
-        <w:t>Negative Marks: 0.25</w:t>
+        <w:t xml:space="preserve">(a) Glomerulus</w:t>
       </w:r>
     </w:p>
     <w:p>
-      <w:pPr>
-        <w:spacing w:after="40" w:before="120"/>
-      </w:pPr>
       <w:r>
-        <w:rPr>
-          <w:b w:val="0"/>
-          <w:i w:val="0"/>
-          <w:sz w:val="22"/>
-        </w:rPr>
-        <w:t>Question: A karyotype is:</w:t>
+        <w:t xml:space="preserve">(b) Proximal convoluted tubule</w:t>
       </w:r>
     </w:p>
     <w:p>
-      <w:pPr>
-        <w:spacing w:after="0" w:before="0"/>
-      </w:pPr>
       <w:r>
-        <w:rPr>
-          <w:b w:val="0"/>
-          <w:i w:val="0"/>
-          <w:sz w:val="22"/>
-        </w:rPr>
-        <w:t>(a) The visual arrangement of an individual's chromosomes by size and shape</w:t>
+        <w:t xml:space="preserve">(c) Bladder</w:t>
       </w:r>
     </w:p>
     <w:p>
-      <w:pPr>
-        <w:spacing w:after="0" w:before="0"/>
-      </w:pPr>
       <w:r>
-        <w:rPr>
-          <w:b w:val="0"/>
-          <w:i w:val="0"/>
-          <w:sz w:val="22"/>
-        </w:rPr>
-        <w:t>(b) A test of gene mutation rates</w:t>
+        <w:t xml:space="preserve">(d) Urethra</w:t>
       </w:r>
     </w:p>
     <w:p>
-      <w:pPr>
-        <w:spacing w:after="0" w:before="0"/>
-      </w:pPr>
       <w:r>
-        <w:rPr>
-          <w:b w:val="0"/>
-          <w:i w:val="0"/>
-          <w:sz w:val="22"/>
-        </w:rPr>
-        <w:t>(c) The sequence of DNA bases in a gene</w:t>
+        <w:t xml:space="preserve">Answer: b</w:t>
       </w:r>
     </w:p>
     <w:p>
-      <w:pPr>
-        <w:spacing w:after="0" w:before="0"/>
-      </w:pPr>
       <w:r>
-        <w:rPr>
-          <w:b w:val="0"/>
-          <w:i w:val="0"/>
-          <w:sz w:val="22"/>
-        </w:rPr>
-        <w:t>(d) A count of red blood cells</w:t>
+        <w:t xml:space="preserve">Solution: The proximal tubule reabsorbs about 65-70% of filtered sodium, water, and glucose — the bulk of reabsorption.</w:t>
       </w:r>
     </w:p>
     <w:p>
-      <w:pPr>
-        <w:spacing w:after="0" w:before="40"/>
-      </w:pPr>
       <w:r>
-        <w:rPr>
-          <w:b/>
-          <w:i w:val="0"/>
-          <w:sz w:val="22"/>
-        </w:rPr>
-        <w:t>Answer: a</w:t>
+        <w:t xml:space="preserve">Positive Marks: 1</w:t>
       </w:r>
     </w:p>
     <w:p>
-      <w:pPr>
-        <w:spacing w:after="0" w:before="0"/>
-      </w:pPr>
       <w:r>
-        <w:rPr>
-          <w:b w:val="0"/>
-          <w:i w:val="0"/>
-          <w:sz w:val="21"/>
-        </w:rPr>
-        <w:t>Solution: A karyotype is a photomicrograph of a cell's chromosomes arranged in pairs by size, shape, and banding pattern, used to detect chromosomal abnormalities such as trisomies.</w:t>
+        <w:t xml:space="preserve">Negative Marks: 0.25</w:t>
       </w:r>
     </w:p>
     <w:p>
-      <w:pPr>
-        <w:spacing w:after="0" w:before="0"/>
-      </w:pPr>
       <w:r>
-        <w:rPr>
-          <w:b w:val="0"/>
-          <w:i w:val="0"/>
-          <w:sz w:val="20"/>
-        </w:rPr>
-        <w:t>Positive Marks: 1</w:t>
+        <w:t xml:space="preserve"/>
       </w:r>
     </w:p>
     <w:p>
-      <w:pPr>
-        <w:spacing w:after="160" w:before="0"/>
-      </w:pPr>
       <w:r>
-        <w:rPr>
-          <w:b w:val="0"/>
-          <w:i w:val="0"/>
-          <w:sz w:val="20"/>
-        </w:rPr>
-        <w:t>Negative Marks: 0.25</w:t>
+        <w:t xml:space="preserve">Question: A pulse oximetry reading is most reliable when:</w:t>
+      </w:r>
+    </w:p>
+    <w:p>
+      <w:r>
+        <w:t xml:space="preserve">(a) The probe is on a cold extremity</w:t>
+      </w:r>
+    </w:p>
+    <w:p>
+      <w:r>
+        <w:t xml:space="preserve">(b) Nail polish is present</w:t>
+      </w:r>
+    </w:p>
+    <w:p>
+      <w:r>
+        <w:t xml:space="preserve">(c) The client has poor perfusion</w:t>
+      </w:r>
+    </w:p>
+    <w:p>
+      <w:r>
+        <w:t xml:space="preserve">(d) The probe is well-positioned on a warm, well-perfused site</w:t>
+      </w:r>
+    </w:p>
+    <w:p>
+      <w:r>
+        <w:t xml:space="preserve">Answer: d</w:t>
+      </w:r>
+    </w:p>
+    <w:p>
+      <w:r>
+        <w:t xml:space="preserve">Solution: Warm, well-perfused sites with a properly seated probe give accurate SpO2; cold, polished, or poorly perfused sites distort readings.</w:t>
+      </w:r>
+    </w:p>
+    <w:p>
+      <w:r>
+        <w:t xml:space="preserve">Positive Marks: 1</w:t>
+      </w:r>
+    </w:p>
+    <w:p>
+      <w:r>
+        <w:t xml:space="preserve">Negative Marks: 0.25</w:t>
+      </w:r>
+    </w:p>
+    <w:p>
+      <w:r>
+        <w:t xml:space="preserve"/>
+      </w:r>
+    </w:p>
+    <w:p>
+      <w:r>
+        <w:t xml:space="preserve">Question: The daily water requirement of an adult is approximately:</w:t>
+      </w:r>
+    </w:p>
+    <w:p>
+      <w:r>
+        <w:t xml:space="preserve">(a) 2-3 liters</w:t>
+      </w:r>
+    </w:p>
+    <w:p>
+      <w:r>
+        <w:t xml:space="preserve">(b) 500 ml</w:t>
+      </w:r>
+    </w:p>
+    <w:p>
+      <w:r>
+        <w:t xml:space="preserve">(c) 10 liters</w:t>
+      </w:r>
+    </w:p>
+    <w:p>
+      <w:r>
+        <w:t xml:space="preserve">(d) 100 ml</w:t>
+      </w:r>
+    </w:p>
+    <w:p>
+      <w:r>
+        <w:t xml:space="preserve">Answer: a</w:t>
+      </w:r>
+    </w:p>
+    <w:p>
+      <w:r>
+        <w:t xml:space="preserve">Solution: Adults need about 2-3 liters of water daily from fluids and foods to balance losses.</w:t>
+      </w:r>
+    </w:p>
+    <w:p>
+      <w:r>
+        <w:t xml:space="preserve">Positive Marks: 1</w:t>
+      </w:r>
+    </w:p>
+    <w:p>
+      <w:r>
+        <w:t xml:space="preserve">Negative Marks: 0.25</w:t>
       </w:r>
     </w:p>
     <w:sectPr>
       <w:pgSz w:w="12240" w:h="15840"/>
-      <w:pgMar w:top="864" w:right="1008" w:bottom="864" w:left="1008" w:header="720" w:footer="720" w:gutter="0"/>
+      <w:pgMar w:top="1440" w:right="1800" w:bottom="1440" w:left="1800" w:header="720" w:footer="720" w:gutter="0"/>
       <w:cols w:space="720"/>
       <w:docGrid w:linePitch="360"/>
     </w:sectPr>
@@ -2715,10 +1365,6 @@
     <w:name w:val="Normal"/>
     <w:qFormat/>
     <w:rsid w:val="00FC693F"/>
-    <w:rPr>
-      <w:rFonts w:ascii="Calibri" w:hAnsi="Calibri"/>
-      <w:sz w:val="22"/>
-    </w:rPr>
   </w:style>
   <w:style w:type="paragraph" w:styleId="Header">
     <w:name w:val="header"/>
